--- a/docs/Manual_Tecnico_LMS_CeNAT.docx
+++ b/docs/Manual_Tecnico_LMS_CeNAT.docx
@@ -1,6 +1,6 @@
 
 <file path=word/document.xml><?xml version="1.0" encoding="utf-8"?>
-<w:document xmlns:wpc="http://schemas.microsoft.com/office/word/2010/wordprocessingCanvas" xmlns:cx="http://schemas.microsoft.com/office/drawing/2014/chartex" xmlns:cx1="http://schemas.microsoft.com/office/drawing/2015/9/8/chartex" xmlns:cx2="http://schemas.microsoft.com/office/drawing/2015/10/21/chartex" xmlns:cx3="http://schemas.microsoft.com/office/drawing/2016/5/9/chartex" xmlns:cx4="http://schemas.microsoft.com/office/drawing/2016/5/10/chartex" xmlns:cx5="http://schemas.microsoft.com/office/drawing/2016/5/11/chartex" xmlns:cx6="http://schemas.microsoft.com/office/drawing/2016/5/12/chartex" xmlns:cx7="http://schemas.microsoft.com/office/drawing/2016/5/13/chartex" xmlns:cx8="http://schemas.microsoft.com/office/drawing/2016/5/14/chartex" xmlns:mc="http://schemas.openxmlformats.org/markup-compatibility/2006" xmlns:aink="http://schemas.microsoft.com/office/drawing/2016/ink" xmlns:am3d="http://schemas.microsoft.com/office/drawing/2017/model3d" xmlns:o="urn:schemas-microsoft-com:office:office" xmlns:oel="http://schemas.microsoft.com/office/2019/extlst" xmlns:r="http://schemas.openxmlformats.org/officeDocument/2006/relationships" xmlns:m="http://schemas.openxmlformats.org/officeDocument/2006/math" xmlns:v="urn:schemas-microsoft-com:vml" xmlns:wp14="http://schemas.microsoft.com/office/word/2010/wordprocessingDrawing" xmlns:wp="http://schemas.openxmlformats.org/drawingml/2006/wordprocessingDrawing" xmlns:w10="urn:schemas-microsoft-com:office:word" xmlns:w="http://schemas.openxmlformats.org/wordprocessingml/2006/main" xmlns:w14="http://schemas.microsoft.com/office/word/2010/wordml" xmlns:w15="http://schemas.microsoft.com/office/word/2012/wordml" xmlns:w16cei="http://schemas.microsoft.com/office/word/2026/wordml/cei" xmlns:w16cex="http://schemas.microsoft.com/office/word/2018/wordml/cex" xmlns:w16cid="http://schemas.microsoft.com/office/word/2016/wordml/cid" xmlns:w16="http://schemas.microsoft.com/office/word/2018/wordml" xmlns:w16du="http://schemas.microsoft.com/office/word/2023/wordml/word16du" xmlns:w16sdtdh="http://schemas.microsoft.com/office/word/2020/wordml/sdtdatahash" xmlns:w16sdtfl="http://schemas.microsoft.com/office/word/2024/wordml/sdtformatlock" xmlns:w16se="http://schemas.microsoft.com/office/word/2015/wordml/symex" xmlns:wpg="http://schemas.microsoft.com/office/word/2010/wordprocessingGroup" xmlns:wpi="http://schemas.microsoft.com/office/word/2010/wordprocessingInk" xmlns:wne="http://schemas.microsoft.com/office/word/2006/wordml" xmlns:wps="http://schemas.microsoft.com/office/word/2010/wordprocessingShape" mc:Ignorable="w14 w15 w16se w16cid w16 w16cex w16sdtdh w16sdtfl w16du wp14">
+<w:document xmlns:wpc="http://schemas.microsoft.com/office/word/2010/wordprocessingCanvas" xmlns:cx="http://schemas.microsoft.com/office/drawing/2014/chartex" xmlns:cx1="http://schemas.microsoft.com/office/drawing/2015/9/8/chartex" xmlns:cx2="http://schemas.microsoft.com/office/drawing/2015/10/21/chartex" xmlns:cx3="http://schemas.microsoft.com/office/drawing/2016/5/9/chartex" xmlns:cx4="http://schemas.microsoft.com/office/drawing/2016/5/10/chartex" xmlns:cx5="http://schemas.microsoft.com/office/drawing/2016/5/11/chartex" xmlns:cx6="http://schemas.microsoft.com/office/drawing/2016/5/12/chartex" xmlns:cx7="http://schemas.microsoft.com/office/drawing/2016/5/13/chartex" xmlns:cx8="http://schemas.microsoft.com/office/drawing/2016/5/14/chartex" xmlns:mc="http://schemas.openxmlformats.org/markup-compatibility/2006" xmlns:aink="http://schemas.microsoft.com/office/drawing/2016/ink" xmlns:am3d="http://schemas.microsoft.com/office/drawing/2017/model3d" xmlns:o="urn:schemas-microsoft-com:office:office" xmlns:oel="http://schemas.microsoft.com/office/2019/extlst" xmlns:r="http://schemas.openxmlformats.org/officeDocument/2006/relationships" xmlns:m="http://schemas.openxmlformats.org/officeDocument/2006/math" xmlns:v="urn:schemas-microsoft-com:vml" xmlns:wp14="http://schemas.microsoft.com/office/word/2010/wordprocessingDrawing" xmlns:wp="http://schemas.openxmlformats.org/drawingml/2006/wordprocessingDrawing" xmlns:w10="urn:schemas-microsoft-com:office:word" xmlns:w="http://schemas.openxmlformats.org/wordprocessingml/2006/main" xmlns:w14="http://schemas.microsoft.com/office/word/2010/wordml" xmlns:w15="http://schemas.microsoft.com/office/word/2012/wordml" xmlns:w16cex="http://schemas.microsoft.com/office/word/2018/wordml/cex" xmlns:w16cid="http://schemas.microsoft.com/office/word/2016/wordml/cid" xmlns:w16="http://schemas.microsoft.com/office/word/2018/wordml" xmlns:w16du="http://schemas.microsoft.com/office/word/2023/wordml/word16du" xmlns:w16sdtdh="http://schemas.microsoft.com/office/word/2020/wordml/sdtdatahash" xmlns:w16sdtfl="http://schemas.microsoft.com/office/word/2024/wordml/sdtformatlock" xmlns:w16se="http://schemas.microsoft.com/office/word/2015/wordml/symex" xmlns:wpg="http://schemas.microsoft.com/office/word/2010/wordprocessingGroup" xmlns:wpi="http://schemas.microsoft.com/office/word/2010/wordprocessingInk" xmlns:wne="http://schemas.microsoft.com/office/word/2006/wordml" xmlns:wps="http://schemas.microsoft.com/office/word/2010/wordprocessingShape" mc:Ignorable="w14 w15 w16se w16cid w16 w16cex w16sdtdh w16sdtfl w16du wp14">
   <w:body>
     <w:p>
       <w:pPr>
@@ -1699,7 +1699,6 @@
         <w:spacing w:before="300" w:after="150"/>
       </w:pPr>
       <w:r>
-        <w:lastRenderedPageBreak/>
         <w:t>3.4 Crear la Base de Datos</w:t>
       </w:r>
     </w:p>
@@ -1862,8 +1861,8 @@
         <w:tblLook w:val="04A0" w:firstRow="1" w:lastRow="0" w:firstColumn="1" w:lastColumn="0" w:noHBand="0" w:noVBand="1"/>
       </w:tblPr>
       <w:tblGrid>
-        <w:gridCol w:w="3200"/>
-        <w:gridCol w:w="6800"/>
+        <w:gridCol w:w="3888"/>
+        <w:gridCol w:w="6112"/>
       </w:tblGrid>
       <w:tr>
         <w:trPr>
@@ -1872,6 +1871,9 @@
         <w:tc>
           <w:tcPr>
             <w:tcW w:w="3200" w:type="dxa"/>
+            <w:tcBorders>
+              <w:bottom w:val="single" w:sz="4" w:space="0" w:color="auto"/>
+            </w:tcBorders>
             <w:shd w:val="clear" w:color="auto" w:fill="1F3864"/>
             <w:vAlign w:val="center"/>
           </w:tcPr>
@@ -1891,6 +1893,9 @@
         <w:tc>
           <w:tcPr>
             <w:tcW w:w="6800" w:type="dxa"/>
+            <w:tcBorders>
+              <w:bottom w:val="single" w:sz="4" w:space="0" w:color="auto"/>
+            </w:tcBorders>
             <w:shd w:val="clear" w:color="auto" w:fill="1F3864"/>
             <w:vAlign w:val="center"/>
           </w:tcPr>
@@ -1912,6 +1917,9 @@
         <w:tc>
           <w:tcPr>
             <w:tcW w:w="3200" w:type="dxa"/>
+            <w:tcBorders>
+              <w:bottom w:val="single" w:sz="4" w:space="0" w:color="auto"/>
+            </w:tcBorders>
             <w:shd w:val="clear" w:color="auto" w:fill="FFFFFF"/>
             <w:vAlign w:val="center"/>
           </w:tcPr>
@@ -1928,6 +1936,9 @@
         <w:tc>
           <w:tcPr>
             <w:tcW w:w="6800" w:type="dxa"/>
+            <w:tcBorders>
+              <w:bottom w:val="single" w:sz="4" w:space="0" w:color="auto"/>
+            </w:tcBorders>
             <w:shd w:val="clear" w:color="auto" w:fill="FFFFFF"/>
             <w:vAlign w:val="center"/>
           </w:tcPr>
@@ -1946,6 +1957,9 @@
         <w:tc>
           <w:tcPr>
             <w:tcW w:w="3200" w:type="dxa"/>
+            <w:tcBorders>
+              <w:bottom w:val="single" w:sz="4" w:space="0" w:color="auto"/>
+            </w:tcBorders>
             <w:shd w:val="clear" w:color="auto" w:fill="F2F2F2"/>
             <w:vAlign w:val="center"/>
           </w:tcPr>
@@ -1962,16 +1976,19 @@
         <w:tc>
           <w:tcPr>
             <w:tcW w:w="6800" w:type="dxa"/>
-            <w:shd w:val="clear" w:color="auto" w:fill="F2F2F2"/>
-            <w:vAlign w:val="center"/>
-          </w:tcPr>
-          <w:p>
-            <w:r>
-              <w:rPr>
-                <w:sz w:val="18"/>
-                <w:szCs w:val="18"/>
-              </w:rPr>
-              <w:t>Configuración del pool de conexiones MySQL</w:t>
+            <w:tcBorders>
+              <w:bottom w:val="single" w:sz="4" w:space="0" w:color="auto"/>
+            </w:tcBorders>
+            <w:shd w:val="clear" w:color="auto" w:fill="F2F2F2"/>
+            <w:vAlign w:val="center"/>
+          </w:tcPr>
+          <w:p>
+            <w:r>
+              <w:rPr>
+                <w:sz w:val="18"/>
+                <w:szCs w:val="18"/>
+              </w:rPr>
+              <w:t>Configuración del pool de conexiones MySQL. Sube group_concat_max_len en cada conexión (por defecto MySQL corta GROUP_CONCAT a 1024 bytes sin avisar, y la lista de profesores de un curso quedaba cortada).</w:t>
             </w:r>
           </w:p>
         </w:tc>
@@ -1980,6 +1997,9 @@
         <w:tc>
           <w:tcPr>
             <w:tcW w:w="3200" w:type="dxa"/>
+            <w:tcBorders>
+              <w:bottom w:val="single" w:sz="4" w:space="0" w:color="auto"/>
+            </w:tcBorders>
             <w:shd w:val="clear" w:color="auto" w:fill="FFFFFF"/>
             <w:vAlign w:val="center"/>
           </w:tcPr>
@@ -1996,6 +2016,9 @@
         <w:tc>
           <w:tcPr>
             <w:tcW w:w="6800" w:type="dxa"/>
+            <w:tcBorders>
+              <w:bottom w:val="single" w:sz="4" w:space="0" w:color="auto"/>
+            </w:tcBorders>
             <w:shd w:val="clear" w:color="auto" w:fill="FFFFFF"/>
             <w:vAlign w:val="center"/>
           </w:tcPr>
@@ -2014,6 +2037,9 @@
         <w:tc>
           <w:tcPr>
             <w:tcW w:w="3200" w:type="dxa"/>
+            <w:tcBorders>
+              <w:bottom w:val="single" w:sz="4" w:space="0" w:color="auto"/>
+            </w:tcBorders>
             <w:shd w:val="clear" w:color="auto" w:fill="F2F2F2"/>
             <w:vAlign w:val="center"/>
           </w:tcPr>
@@ -2030,6 +2056,9 @@
         <w:tc>
           <w:tcPr>
             <w:tcW w:w="6800" w:type="dxa"/>
+            <w:tcBorders>
+              <w:bottom w:val="single" w:sz="4" w:space="0" w:color="auto"/>
+            </w:tcBorders>
             <w:shd w:val="clear" w:color="auto" w:fill="F2F2F2"/>
             <w:vAlign w:val="center"/>
           </w:tcPr>
@@ -2048,6 +2077,9 @@
         <w:tc>
           <w:tcPr>
             <w:tcW w:w="3200" w:type="dxa"/>
+            <w:tcBorders>
+              <w:bottom w:val="single" w:sz="4" w:space="0" w:color="auto"/>
+            </w:tcBorders>
             <w:shd w:val="clear" w:color="auto" w:fill="FFFFFF"/>
             <w:vAlign w:val="center"/>
           </w:tcPr>
@@ -2064,6 +2096,9 @@
         <w:tc>
           <w:tcPr>
             <w:tcW w:w="6800" w:type="dxa"/>
+            <w:tcBorders>
+              <w:bottom w:val="single" w:sz="4" w:space="0" w:color="auto"/>
+            </w:tcBorders>
             <w:shd w:val="clear" w:color="auto" w:fill="FFFFFF"/>
             <w:vAlign w:val="center"/>
           </w:tcPr>
@@ -2082,6 +2117,9 @@
         <w:tc>
           <w:tcPr>
             <w:tcW w:w="3200" w:type="dxa"/>
+            <w:tcBorders>
+              <w:bottom w:val="single" w:sz="4" w:space="0" w:color="auto"/>
+            </w:tcBorders>
             <w:shd w:val="clear" w:color="auto" w:fill="F2F2F2"/>
             <w:vAlign w:val="center"/>
           </w:tcPr>
@@ -2098,6 +2136,9 @@
         <w:tc>
           <w:tcPr>
             <w:tcW w:w="6800" w:type="dxa"/>
+            <w:tcBorders>
+              <w:bottom w:val="single" w:sz="4" w:space="0" w:color="auto"/>
+            </w:tcBorders>
             <w:shd w:val="clear" w:color="auto" w:fill="F2F2F2"/>
             <w:vAlign w:val="center"/>
           </w:tcPr>
@@ -2116,6 +2157,9 @@
         <w:tc>
           <w:tcPr>
             <w:tcW w:w="3200" w:type="dxa"/>
+            <w:tcBorders>
+              <w:bottom w:val="single" w:sz="4" w:space="0" w:color="auto"/>
+            </w:tcBorders>
             <w:shd w:val="clear" w:color="auto" w:fill="FFFFFF"/>
             <w:vAlign w:val="center"/>
           </w:tcPr>
@@ -2132,6 +2176,9 @@
         <w:tc>
           <w:tcPr>
             <w:tcW w:w="6800" w:type="dxa"/>
+            <w:tcBorders>
+              <w:bottom w:val="single" w:sz="4" w:space="0" w:color="auto"/>
+            </w:tcBorders>
             <w:shd w:val="clear" w:color="auto" w:fill="FFFFFF"/>
             <w:vAlign w:val="center"/>
           </w:tcPr>
@@ -2150,6 +2197,9 @@
         <w:tc>
           <w:tcPr>
             <w:tcW w:w="3200" w:type="dxa"/>
+            <w:tcBorders>
+              <w:bottom w:val="single" w:sz="4" w:space="0" w:color="auto"/>
+            </w:tcBorders>
             <w:shd w:val="clear" w:color="auto" w:fill="F2F2F2"/>
             <w:vAlign w:val="center"/>
           </w:tcPr>
@@ -2166,6 +2216,9 @@
         <w:tc>
           <w:tcPr>
             <w:tcW w:w="6800" w:type="dxa"/>
+            <w:tcBorders>
+              <w:bottom w:val="single" w:sz="4" w:space="0" w:color="auto"/>
+            </w:tcBorders>
             <w:shd w:val="clear" w:color="auto" w:fill="F2F2F2"/>
             <w:vAlign w:val="center"/>
           </w:tcPr>
@@ -2184,10 +2237,169 @@
         <w:tc>
           <w:tcPr>
             <w:tcW w:w="3200" w:type="dxa"/>
+            <w:tcBorders>
+              <w:bottom w:val="single" w:sz="4" w:space="0" w:color="auto"/>
+            </w:tcBorders>
             <w:shd w:val="clear" w:color="auto" w:fill="FFFFFF"/>
             <w:vAlign w:val="center"/>
           </w:tcPr>
           <w:p>
+            <w:pPr>
+              <w:rPr>
+                <w:sz w:val="18"/>
+                <w:szCs w:val="18"/>
+              </w:rPr>
+            </w:pPr>
+            <w:r>
+              <w:rPr>
+                <w:sz w:val="18"/>
+                <w:szCs w:val="18"/>
+              </w:rPr>
+              <w:t>src/middlewares/validateFieldLengths.middleware.js</w:t>
+            </w:r>
+          </w:p>
+        </w:tc>
+        <w:tc>
+          <w:tcPr>
+            <w:tcW w:w="6800" w:type="dxa"/>
+            <w:tcBorders>
+              <w:bottom w:val="single" w:sz="4" w:space="0" w:color="auto"/>
+            </w:tcBorders>
+            <w:shd w:val="clear" w:color="auto" w:fill="FFFFFF"/>
+            <w:vAlign w:val="center"/>
+          </w:tcPr>
+          <w:p>
+            <w:pPr>
+              <w:rPr>
+                <w:sz w:val="18"/>
+                <w:szCs w:val="18"/>
+              </w:rPr>
+            </w:pPr>
+            <w:r>
+              <w:rPr>
+                <w:sz w:val="18"/>
+                <w:szCs w:val="18"/>
+              </w:rPr>
+              <w:t>Valida el largo de los campos de texto (título 150, nombre y correo 100, URL 500 caracteres; descripciones, mensajes y textos de preguntas 65.535 bytes) con los mismos límites de las columnas de la base de datos. Responde 400 indicando el campo y borra el archivo subido si lo había. Va después de Multer en las rutas de subida.</w:t>
+            </w:r>
+          </w:p>
+        </w:tc>
+      </w:tr>
+      <w:tr>
+        <w:tc>
+          <w:tcPr>
+            <w:tcW w:w="3200" w:type="dxa"/>
+            <w:tcBorders>
+              <w:bottom w:val="single" w:sz="4" w:space="0" w:color="auto"/>
+            </w:tcBorders>
+            <w:shd w:val="clear" w:color="auto" w:fill="F2F2F2"/>
+            <w:vAlign w:val="center"/>
+          </w:tcPr>
+          <w:p>
+            <w:pPr>
+              <w:rPr>
+                <w:sz w:val="18"/>
+                <w:szCs w:val="18"/>
+              </w:rPr>
+            </w:pPr>
+            <w:r>
+              <w:rPr>
+                <w:sz w:val="18"/>
+                <w:szCs w:val="18"/>
+              </w:rPr>
+              <w:t>src/middlewares/bodyParserError.middleware.js</w:t>
+            </w:r>
+          </w:p>
+        </w:tc>
+        <w:tc>
+          <w:tcPr>
+            <w:tcW w:w="6800" w:type="dxa"/>
+            <w:tcBorders>
+              <w:bottom w:val="single" w:sz="4" w:space="0" w:color="auto"/>
+            </w:tcBorders>
+            <w:shd w:val="clear" w:color="auto" w:fill="F2F2F2"/>
+            <w:vAlign w:val="center"/>
+          </w:tcPr>
+          <w:p>
+            <w:pPr>
+              <w:rPr>
+                <w:sz w:val="18"/>
+                <w:szCs w:val="18"/>
+              </w:rPr>
+            </w:pPr>
+            <w:r>
+              <w:rPr>
+                <w:sz w:val="18"/>
+                <w:szCs w:val="18"/>
+              </w:rPr>
+              <w:t>Errores de los body parsers de Express (JSON demasiado grande o mal formado): 413/400 con mensaje traducido, sin el texto interno del parser.</w:t>
+            </w:r>
+          </w:p>
+        </w:tc>
+      </w:tr>
+      <w:tr>
+        <w:tc>
+          <w:tcPr>
+            <w:tcW w:w="3200" w:type="dxa"/>
+            <w:tcBorders>
+              <w:bottom w:val="single" w:sz="4" w:space="0" w:color="auto"/>
+            </w:tcBorders>
+            <w:shd w:val="clear" w:color="auto" w:fill="FFFFFF"/>
+            <w:vAlign w:val="center"/>
+          </w:tcPr>
+          <w:p>
+            <w:pPr>
+              <w:rPr>
+                <w:sz w:val="18"/>
+                <w:szCs w:val="18"/>
+              </w:rPr>
+            </w:pPr>
+            <w:r>
+              <w:rPr>
+                <w:sz w:val="18"/>
+                <w:szCs w:val="18"/>
+              </w:rPr>
+              <w:t>src/utils/</w:t>
+            </w:r>
+          </w:p>
+        </w:tc>
+        <w:tc>
+          <w:tcPr>
+            <w:tcW w:w="6800" w:type="dxa"/>
+            <w:tcBorders>
+              <w:bottom w:val="single" w:sz="4" w:space="0" w:color="auto"/>
+            </w:tcBorders>
+            <w:shd w:val="clear" w:color="auto" w:fill="FFFFFF"/>
+            <w:vAlign w:val="center"/>
+          </w:tcPr>
+          <w:p>
+            <w:pPr>
+              <w:rPr>
+                <w:sz w:val="18"/>
+                <w:szCs w:val="18"/>
+              </w:rPr>
+            </w:pPr>
+            <w:r>
+              <w:rPr>
+                <w:sz w:val="18"/>
+                <w:szCs w:val="18"/>
+              </w:rPr>
+              <w:t>Utilidades compartidas: certificados PDF (pdfkit, con ajuste automático del tamaño de letra para nombres y títulos largos), paginación (pagination.js), escape de búsquedas LIKE (sql.js), CSV, i18n, contraseñas temporales y validadores.</w:t>
+            </w:r>
+          </w:p>
+        </w:tc>
+      </w:tr>
+      <w:tr>
+        <w:tc>
+          <w:tcPr>
+            <w:tcW w:w="3200" w:type="dxa"/>
+            <w:tcBorders>
+              <w:bottom w:val="single" w:sz="4" w:space="0" w:color="auto"/>
+            </w:tcBorders>
+            <w:shd w:val="clear" w:color="auto" w:fill="F2F2F2"/>
+            <w:vAlign w:val="center"/>
+          </w:tcPr>
+          <w:p>
             <w:r>
               <w:rPr>
                 <w:sz w:val="18"/>
@@ -2200,6 +2412,30 @@
         <w:tc>
           <w:tcPr>
             <w:tcW w:w="6800" w:type="dxa"/>
+            <w:tcBorders>
+              <w:bottom w:val="single" w:sz="4" w:space="0" w:color="auto"/>
+            </w:tcBorders>
+            <w:shd w:val="clear" w:color="auto" w:fill="F2F2F2"/>
+            <w:vAlign w:val="center"/>
+          </w:tcPr>
+          <w:p>
+            <w:r>
+              <w:rPr>
+                <w:sz w:val="18"/>
+                <w:szCs w:val="18"/>
+              </w:rPr>
+              <w:t>Archivos estáticos servidos al cliente</w:t>
+            </w:r>
+          </w:p>
+        </w:tc>
+      </w:tr>
+      <w:tr>
+        <w:tc>
+          <w:tcPr>
+            <w:tcW w:w="3200" w:type="dxa"/>
+            <w:tcBorders>
+              <w:bottom w:val="single" w:sz="4" w:space="0" w:color="auto"/>
+            </w:tcBorders>
             <w:shd w:val="clear" w:color="auto" w:fill="FFFFFF"/>
             <w:vAlign w:val="center"/>
           </w:tcPr>
@@ -2209,7 +2445,26 @@
                 <w:sz w:val="18"/>
                 <w:szCs w:val="18"/>
               </w:rPr>
-              <w:t>Archivos estáticos servidos al cliente</w:t>
+              <w:t>src/public/js/</w:t>
+            </w:r>
+          </w:p>
+        </w:tc>
+        <w:tc>
+          <w:tcPr>
+            <w:tcW w:w="6800" w:type="dxa"/>
+            <w:tcBorders>
+              <w:bottom w:val="single" w:sz="4" w:space="0" w:color="auto"/>
+            </w:tcBorders>
+            <w:shd w:val="clear" w:color="auto" w:fill="FFFFFF"/>
+            <w:vAlign w:val="center"/>
+          </w:tcPr>
+          <w:p>
+            <w:r>
+              <w:rPr>
+                <w:sz w:val="18"/>
+                <w:szCs w:val="18"/>
+              </w:rPr>
+              <w:t>Lógica del frontend: router, vistas, cliente de la API</w:t>
             </w:r>
           </w:p>
         </w:tc>
@@ -2218,32 +2473,38 @@
         <w:tc>
           <w:tcPr>
             <w:tcW w:w="3200" w:type="dxa"/>
-            <w:shd w:val="clear" w:color="auto" w:fill="F2F2F2"/>
-            <w:vAlign w:val="center"/>
-          </w:tcPr>
-          <w:p>
-            <w:r>
-              <w:rPr>
-                <w:sz w:val="18"/>
-                <w:szCs w:val="18"/>
-              </w:rPr>
-              <w:t>src/public/js/</w:t>
+            <w:tcBorders>
+              <w:bottom w:val="single" w:sz="4" w:space="0" w:color="auto"/>
+            </w:tcBorders>
+            <w:shd w:val="clear" w:color="auto" w:fill="F2F2F2"/>
+            <w:vAlign w:val="center"/>
+          </w:tcPr>
+          <w:p>
+            <w:r>
+              <w:rPr>
+                <w:sz w:val="18"/>
+                <w:szCs w:val="18"/>
+              </w:rPr>
+              <w:t>src/public/css/</w:t>
             </w:r>
           </w:p>
         </w:tc>
         <w:tc>
           <w:tcPr>
             <w:tcW w:w="6800" w:type="dxa"/>
-            <w:shd w:val="clear" w:color="auto" w:fill="F2F2F2"/>
-            <w:vAlign w:val="center"/>
-          </w:tcPr>
-          <w:p>
-            <w:r>
-              <w:rPr>
-                <w:sz w:val="18"/>
-                <w:szCs w:val="18"/>
-              </w:rPr>
-              <w:t>Lógica del frontend: router, vistas, cliente de la API</w:t>
+            <w:tcBorders>
+              <w:bottom w:val="single" w:sz="4" w:space="0" w:color="auto"/>
+            </w:tcBorders>
+            <w:shd w:val="clear" w:color="auto" w:fill="F2F2F2"/>
+            <w:vAlign w:val="center"/>
+          </w:tcPr>
+          <w:p>
+            <w:r>
+              <w:rPr>
+                <w:sz w:val="18"/>
+                <w:szCs w:val="18"/>
+              </w:rPr>
+              <w:t>Estilos personalizados y dark mode</w:t>
             </w:r>
           </w:p>
         </w:tc>
@@ -2252,6 +2513,9 @@
         <w:tc>
           <w:tcPr>
             <w:tcW w:w="3200" w:type="dxa"/>
+            <w:tcBorders>
+              <w:bottom w:val="single" w:sz="4" w:space="0" w:color="auto"/>
+            </w:tcBorders>
             <w:shd w:val="clear" w:color="auto" w:fill="FFFFFF"/>
             <w:vAlign w:val="center"/>
           </w:tcPr>
@@ -2261,13 +2525,16 @@
                 <w:sz w:val="18"/>
                 <w:szCs w:val="18"/>
               </w:rPr>
-              <w:t>src/public/css/</w:t>
+              <w:t>uploads/videos, uploads/thumbnails</w:t>
             </w:r>
           </w:p>
         </w:tc>
         <w:tc>
           <w:tcPr>
             <w:tcW w:w="6800" w:type="dxa"/>
+            <w:tcBorders>
+              <w:bottom w:val="single" w:sz="4" w:space="0" w:color="auto"/>
+            </w:tcBorders>
             <w:shd w:val="clear" w:color="auto" w:fill="FFFFFF"/>
             <w:vAlign w:val="center"/>
           </w:tcPr>
@@ -2277,7 +2544,7 @@
                 <w:sz w:val="18"/>
                 <w:szCs w:val="18"/>
               </w:rPr>
-              <w:t>Estilos personalizados y dark mode</w:t>
+              <w:t>Servidos como archivos estáticos públicos (necesario para streaming del reproductor)</w:t>
             </w:r>
           </w:p>
         </w:tc>
@@ -2286,32 +2553,38 @@
         <w:tc>
           <w:tcPr>
             <w:tcW w:w="3200" w:type="dxa"/>
-            <w:shd w:val="clear" w:color="auto" w:fill="F2F2F2"/>
-            <w:vAlign w:val="center"/>
-          </w:tcPr>
-          <w:p>
-            <w:r>
-              <w:rPr>
-                <w:sz w:val="18"/>
-                <w:szCs w:val="18"/>
-              </w:rPr>
-              <w:t>uploads/videos, uploads/thumbnails</w:t>
+            <w:tcBorders>
+              <w:bottom w:val="single" w:sz="4" w:space="0" w:color="auto"/>
+            </w:tcBorders>
+            <w:shd w:val="clear" w:color="auto" w:fill="F2F2F2"/>
+            <w:vAlign w:val="center"/>
+          </w:tcPr>
+          <w:p>
+            <w:r>
+              <w:rPr>
+                <w:sz w:val="18"/>
+                <w:szCs w:val="18"/>
+              </w:rPr>
+              <w:t>uploads/files</w:t>
             </w:r>
           </w:p>
         </w:tc>
         <w:tc>
           <w:tcPr>
             <w:tcW w:w="6800" w:type="dxa"/>
-            <w:shd w:val="clear" w:color="auto" w:fill="F2F2F2"/>
-            <w:vAlign w:val="center"/>
-          </w:tcPr>
-          <w:p>
-            <w:r>
-              <w:rPr>
-                <w:sz w:val="18"/>
-                <w:szCs w:val="18"/>
-              </w:rPr>
-              <w:t>Servidos como archivos estáticos públicos (necesario para streaming del reproductor)</w:t>
+            <w:tcBorders>
+              <w:bottom w:val="single" w:sz="4" w:space="0" w:color="auto"/>
+            </w:tcBorders>
+            <w:shd w:val="clear" w:color="auto" w:fill="F2F2F2"/>
+            <w:vAlign w:val="center"/>
+          </w:tcPr>
+          <w:p>
+            <w:r>
+              <w:rPr>
+                <w:sz w:val="18"/>
+                <w:szCs w:val="18"/>
+              </w:rPr>
+              <w:t>NO se sirve como estático; solo accesible mediante el endpoint de descarga autenticado</w:t>
             </w:r>
           </w:p>
         </w:tc>
@@ -2320,6 +2593,9 @@
         <w:tc>
           <w:tcPr>
             <w:tcW w:w="3200" w:type="dxa"/>
+            <w:tcBorders>
+              <w:bottom w:val="single" w:sz="4" w:space="0" w:color="auto"/>
+            </w:tcBorders>
             <w:shd w:val="clear" w:color="auto" w:fill="FFFFFF"/>
             <w:vAlign w:val="center"/>
           </w:tcPr>
@@ -2329,13 +2605,16 @@
                 <w:sz w:val="18"/>
                 <w:szCs w:val="18"/>
               </w:rPr>
-              <w:t>uploads/files</w:t>
+              <w:t>database/</w:t>
             </w:r>
           </w:p>
         </w:tc>
         <w:tc>
           <w:tcPr>
             <w:tcW w:w="6800" w:type="dxa"/>
+            <w:tcBorders>
+              <w:bottom w:val="single" w:sz="4" w:space="0" w:color="auto"/>
+            </w:tcBorders>
             <w:shd w:val="clear" w:color="auto" w:fill="FFFFFF"/>
             <w:vAlign w:val="center"/>
           </w:tcPr>
@@ -2345,7 +2624,7 @@
                 <w:sz w:val="18"/>
                 <w:szCs w:val="18"/>
               </w:rPr>
-              <w:t>NO se sirve como estático; solo accesible mediante el endpoint de descarga autenticado</w:t>
+              <w:t>Scripts SQL de creación e inicialización</w:t>
             </w:r>
           </w:p>
         </w:tc>
@@ -2363,7 +2642,7 @@
                 <w:sz w:val="18"/>
                 <w:szCs w:val="18"/>
               </w:rPr>
-              <w:t>database/</w:t>
+              <w:t>.gitignore, .env.example</w:t>
             </w:r>
           </w:p>
         </w:tc>
@@ -2371,40 +2650,6 @@
           <w:tcPr>
             <w:tcW w:w="6800" w:type="dxa"/>
             <w:shd w:val="clear" w:color="auto" w:fill="F2F2F2"/>
-            <w:vAlign w:val="center"/>
-          </w:tcPr>
-          <w:p>
-            <w:r>
-              <w:rPr>
-                <w:sz w:val="18"/>
-                <w:szCs w:val="18"/>
-              </w:rPr>
-              <w:t>Scripts SQL de creación e inicialización</w:t>
-            </w:r>
-          </w:p>
-        </w:tc>
-      </w:tr>
-      <w:tr>
-        <w:tc>
-          <w:tcPr>
-            <w:tcW w:w="3200" w:type="dxa"/>
-            <w:shd w:val="clear" w:color="auto" w:fill="FFFFFF"/>
-            <w:vAlign w:val="center"/>
-          </w:tcPr>
-          <w:p>
-            <w:r>
-              <w:rPr>
-                <w:sz w:val="18"/>
-                <w:szCs w:val="18"/>
-              </w:rPr>
-              <w:t>.gitignore, .env.example</w:t>
-            </w:r>
-          </w:p>
-        </w:tc>
-        <w:tc>
-          <w:tcPr>
-            <w:tcW w:w="6800" w:type="dxa"/>
-            <w:shd w:val="clear" w:color="auto" w:fill="FFFFFF"/>
             <w:vAlign w:val="center"/>
           </w:tcPr>
           <w:p>
@@ -2434,7 +2679,6 @@
         <w:spacing w:before="300" w:after="150"/>
       </w:pPr>
       <w:r>
-        <w:lastRenderedPageBreak/>
         <w:t>5.1 Autenticación — /api/auth</w:t>
       </w:r>
     </w:p>
@@ -3184,7 +3428,7 @@
                 <w:sz w:val="18"/>
                 <w:szCs w:val="18"/>
               </w:rPr>
-              <w:t>Listar cursos, paginado (?page, ?limit, ?search): activos únicamente para público/estudiantes, todos (incluyendo inactivos) para administradores</w:t>
+              <w:t>Listar cursos, paginado (?page, ?limit, ?search): activos únicamente para público/estudiantes, todos (incluyendo inactivos) para administradores El término de búsqueda se trata como texto literal (los comodines % y _ de LIKE se escapan) y un ?page absurdo devuelve una lista vacía en lugar de un error.</w:t>
             </w:r>
           </w:p>
         </w:tc>
@@ -3250,7 +3494,7 @@
                 <w:sz w:val="18"/>
                 <w:szCs w:val="18"/>
               </w:rPr>
-              <w:t>Obtener curso con lista de contenidos. Las URLs reales de video/archivo solo se incluyen si el usuario está inscrito o es administrador; en cualquier otro caso se devuelven como null.</w:t>
+              <w:t>Obtener curso con lista de contenidos. Las URLs reales de video/archivo solo se incluyen si el usuario está inscrito o es administrador; en cualquier otro caso se devuelven como null. Con sesión iniciada, cada contenido incluye además el estado propio del usuario (completado y, en las tareas, su entrega), resuelto en esta misma respuesta: no hace falta pedir /api/contents/course/:id aparte.</w:t>
             </w:r>
           </w:p>
         </w:tc>
@@ -3448,7 +3692,7 @@
                 <w:sz w:val="18"/>
                 <w:szCs w:val="18"/>
               </w:rPr>
-              <w:t>Eliminar curso y sus contenidos</w:t>
+              <w:t>Eliminar curso y sus contenidos, incluidas las carpetas con contenido dentro (se borran primero los contenidos de las carpetas y luego el curso, en una transacción). Un curso padre con módulos elimina también a sus cursos hijo.</w:t>
             </w:r>
           </w:p>
         </w:tc>
@@ -4000,7 +4244,7 @@
                 <w:sz w:val="18"/>
                 <w:szCs w:val="18"/>
               </w:rPr>
-              <w:t>Cursos donde el usuario actual está asignado como profesor</w:t>
+              <w:t>Cursos donde el usuario actual está asignado como profesor, paginado (?page, ?limit; 12 por página por defecto). El conteo de inscritos de un curso hijo de módulo es el de su curso padre.</w:t>
             </w:r>
           </w:p>
         </w:tc>
@@ -4435,7 +4679,6 @@
                 <w:sz w:val="18"/>
                 <w:szCs w:val="18"/>
               </w:rPr>
-              <w:lastRenderedPageBreak/>
               <w:t>POST</w:t>
             </w:r>
           </w:p>
@@ -6769,7 +7012,7 @@
           </w:tcPr>
           <w:p>
             <w:r>
-              <w:t>Tema y respuestas del foro</w:t>
+              <w:t>Tema y una página de respuestas: se pagina por respuesta de nivel 1 (?page, ?limit; 20 por página por defecto), cada una con todas sus respuestas de nivel 2. ?page=last salta a la última página, donde queda una respuesta recién publicada. La respuesta incluye pagination y data.total_posts (ambos niveles).</w:t>
             </w:r>
           </w:p>
         </w:tc>
@@ -6935,7 +7178,7 @@
     </w:p>
     <w:tbl>
       <w:tblPr>
-        <w:tblW w:w="0" w:type="auto"/>
+        <w:tblW w:w="10080" w:type="dxa"/>
         <w:tblBorders>
           <w:top w:val="single" w:sz="4" w:space="0" w:color="auto"/>
           <w:left w:val="single" w:sz="4" w:space="0" w:color="auto"/>
@@ -7200,7 +7443,115 @@
           </w:tcPr>
           <w:p>
             <w:r>
-              <w:t>Resultados agregados: correctas/incorrectas por pregunta en un cuestionario, conteos por opción en una encuesta</w:t>
+              <w:t>Resultados agregados: correctas/incorrectas por pregunta en un cuestionario, conteos por opción en una encuesta Las preguntas de respuesta corta traen solo las primeras 20 respuestas (answers) y el total (answers_total); el resto se pide con /api/contents/:id/questions/:questionId/answers.</w:t>
+            </w:r>
+          </w:p>
+        </w:tc>
+      </w:tr>
+      <w:tr>
+        <w:tc>
+          <w:tcPr>
+            <w:tcW w:w="2520" w:type="dxa"/>
+            <w:tcBorders>
+              <w:bottom w:val="single" w:sz="4" w:space="0" w:color="auto"/>
+            </w:tcBorders>
+          </w:tcPr>
+          <w:p>
+            <w:r>
+              <w:t>GET</w:t>
+            </w:r>
+          </w:p>
+        </w:tc>
+        <w:tc>
+          <w:tcPr>
+            <w:tcW w:w="2520" w:type="dxa"/>
+            <w:tcBorders>
+              <w:bottom w:val="single" w:sz="4" w:space="0" w:color="auto"/>
+            </w:tcBorders>
+          </w:tcPr>
+          <w:p>
+            <w:r>
+              <w:t>/api/contents/:id/questions/:questionId/answers</w:t>
+            </w:r>
+          </w:p>
+        </w:tc>
+        <w:tc>
+          <w:tcPr>
+            <w:tcW w:w="2520" w:type="dxa"/>
+            <w:tcBorders>
+              <w:bottom w:val="single" w:sz="4" w:space="0" w:color="auto"/>
+            </w:tcBorders>
+          </w:tcPr>
+          <w:p>
+            <w:r>
+              <w:t>Admin o profesor asignado</w:t>
+            </w:r>
+          </w:p>
+        </w:tc>
+        <w:tc>
+          <w:tcPr>
+            <w:tcW w:w="2520" w:type="dxa"/>
+            <w:tcBorders>
+              <w:bottom w:val="single" w:sz="4" w:space="0" w:color="auto"/>
+            </w:tcBorders>
+          </w:tcPr>
+          <w:p>
+            <w:r>
+              <w:t>Página (?page, ?limit; 20 por defecto) de las respuestas de UNA pregunta de respuesta corta, ordenadas por id de estudiante: continúa donde terminan las que /results ya incluye. Responde 400 si la pregunta no es de respuesta corta y 404 si pertenece a otro contenido.</w:t>
+            </w:r>
+          </w:p>
+        </w:tc>
+      </w:tr>
+      <w:tr>
+        <w:tc>
+          <w:tcPr>
+            <w:tcW w:w="2520" w:type="dxa"/>
+            <w:tcBorders>
+              <w:bottom w:val="single" w:sz="4" w:space="0" w:color="auto"/>
+            </w:tcBorders>
+          </w:tcPr>
+          <w:p>
+            <w:r>
+              <w:t>GET</w:t>
+            </w:r>
+          </w:p>
+        </w:tc>
+        <w:tc>
+          <w:tcPr>
+            <w:tcW w:w="2520" w:type="dxa"/>
+            <w:tcBorders>
+              <w:bottom w:val="single" w:sz="4" w:space="0" w:color="auto"/>
+            </w:tcBorders>
+          </w:tcPr>
+          <w:p>
+            <w:r>
+              <w:t>/api/contents/course/:courseId/quiz-status</w:t>
+            </w:r>
+          </w:p>
+        </w:tc>
+        <w:tc>
+          <w:tcPr>
+            <w:tcW w:w="2520" w:type="dxa"/>
+            <w:tcBorders>
+              <w:bottom w:val="single" w:sz="4" w:space="0" w:color="auto"/>
+            </w:tcBorders>
+          </w:tcPr>
+          <w:p>
+            <w:r>
+              <w:t>Autenticado + inscrito (o admin / profesor asignado)</w:t>
+            </w:r>
+          </w:p>
+        </w:tc>
+        <w:tc>
+          <w:tcPr>
+            <w:tcW w:w="2520" w:type="dxa"/>
+            <w:tcBorders>
+              <w:bottom w:val="single" w:sz="4" w:space="0" w:color="auto"/>
+            </w:tcBorders>
+          </w:tcPr>
+          <w:p>
+            <w:r>
+              <w:t>Estado del usuario en TODOS los cuestionarios y encuestas del curso, en una sola petición: { contentId: { already_answered, score, max_score, pending } }. Reemplaza pedir /api/contents/:id/questions una vez por cada cuestionario al abrir el detalle del curso.</w:t>
             </w:r>
           </w:p>
         </w:tc>
@@ -8378,6 +8729,45 @@
       </w:pPr>
       <w:r>
         <w:t>Protección contra inyección HTML con escapeHtml() en el frontend</w:t>
+      </w:r>
+    </w:p>
+    <w:p>
+      <w:pPr>
+        <w:pStyle w:val="Prrafodelista"/>
+        <w:numPr>
+          <w:ilvl w:val="0"/>
+          <w:numId w:val="1"/>
+        </w:numPr>
+        <w:spacing w:after="80"/>
+      </w:pPr>
+      <w:r>
+        <w:t>Validación del largo de los campos de texto en el backend, con los mismos límites de las columnas de la base de datos (título 150, nombre y correo 100, URL 500 caracteres; descripciones, mensajes y textos de preguntas hasta 65.535 bytes). Un valor demasiado largo responde 400 indicando el campo — antes llegaba a MySQL y terminaba en un 500 genérico — y, si la petición traía un archivo subido, este se borra</w:t>
+      </w:r>
+    </w:p>
+    <w:p>
+      <w:pPr>
+        <w:pStyle w:val="Prrafodelista"/>
+        <w:numPr>
+          <w:ilvl w:val="0"/>
+          <w:numId w:val="1"/>
+        </w:numPr>
+        <w:spacing w:after="80"/>
+      </w:pPr>
+      <w:r>
+        <w:t>Los errores de los body parsers de Express (JSON demasiado grande o mal formado) responden 413/400 con un mensaje traducido, sin filtrar el mensaje interno del parser</w:t>
+      </w:r>
+    </w:p>
+    <w:p>
+      <w:pPr>
+        <w:pStyle w:val="Prrafodelista"/>
+        <w:numPr>
+          <w:ilvl w:val="0"/>
+          <w:numId w:val="1"/>
+        </w:numPr>
+        <w:spacing w:after="80"/>
+      </w:pPr>
+      <w:r>
+        <w:t>Los listados paginados acotan ?limit (máximo 50) y ?page (máximo 1.000.000), desempatan su orden por id para no repetir ni omitir filas entre páginas, y la búsqueda escapa los comodines % y _ de LIKE para tratarlos como texto literal</w:t>
       </w:r>
     </w:p>
     <w:p>
@@ -11141,7 +11531,7 @@
 </file>
 
 <file path=word/numbering.xml><?xml version="1.0" encoding="utf-8"?>
-<w:numbering xmlns:wpc="http://schemas.microsoft.com/office/word/2010/wordprocessingCanvas" xmlns:cx="http://schemas.microsoft.com/office/drawing/2014/chartex" xmlns:cx1="http://schemas.microsoft.com/office/drawing/2015/9/8/chartex" xmlns:cx2="http://schemas.microsoft.com/office/drawing/2015/10/21/chartex" xmlns:cx3="http://schemas.microsoft.com/office/drawing/2016/5/9/chartex" xmlns:cx4="http://schemas.microsoft.com/office/drawing/2016/5/10/chartex" xmlns:cx5="http://schemas.microsoft.com/office/drawing/2016/5/11/chartex" xmlns:cx6="http://schemas.microsoft.com/office/drawing/2016/5/12/chartex" xmlns:cx7="http://schemas.microsoft.com/office/drawing/2016/5/13/chartex" xmlns:cx8="http://schemas.microsoft.com/office/drawing/2016/5/14/chartex" xmlns:mc="http://schemas.openxmlformats.org/markup-compatibility/2006" xmlns:aink="http://schemas.microsoft.com/office/drawing/2016/ink" xmlns:am3d="http://schemas.microsoft.com/office/drawing/2017/model3d" xmlns:o="urn:schemas-microsoft-com:office:office" xmlns:oel="http://schemas.microsoft.com/office/2019/extlst" xmlns:r="http://schemas.openxmlformats.org/officeDocument/2006/relationships" xmlns:m="http://schemas.openxmlformats.org/officeDocument/2006/math" xmlns:v="urn:schemas-microsoft-com:vml" xmlns:wp14="http://schemas.microsoft.com/office/word/2010/wordprocessingDrawing" xmlns:wp="http://schemas.openxmlformats.org/drawingml/2006/wordprocessingDrawing" xmlns:w10="urn:schemas-microsoft-com:office:word" xmlns:w="http://schemas.openxmlformats.org/wordprocessingml/2006/main" xmlns:w14="http://schemas.microsoft.com/office/word/2010/wordml" xmlns:w15="http://schemas.microsoft.com/office/word/2012/wordml" xmlns:w16cei="http://schemas.microsoft.com/office/word/2026/wordml/cei" xmlns:w16cex="http://schemas.microsoft.com/office/word/2018/wordml/cex" xmlns:w16cid="http://schemas.microsoft.com/office/word/2016/wordml/cid" xmlns:w16="http://schemas.microsoft.com/office/word/2018/wordml" xmlns:w16du="http://schemas.microsoft.com/office/word/2023/wordml/word16du" xmlns:w16sdtdh="http://schemas.microsoft.com/office/word/2020/wordml/sdtdatahash" xmlns:w16sdtfl="http://schemas.microsoft.com/office/word/2024/wordml/sdtformatlock" xmlns:w16se="http://schemas.microsoft.com/office/word/2015/wordml/symex" xmlns:wpg="http://schemas.microsoft.com/office/word/2010/wordprocessingGroup" xmlns:wpi="http://schemas.microsoft.com/office/word/2010/wordprocessingInk" xmlns:wne="http://schemas.microsoft.com/office/word/2006/wordml" xmlns:wps="http://schemas.microsoft.com/office/word/2010/wordprocessingShape" mc:Ignorable="w14 w15 w16se w16cid w16 w16cex w16sdtdh w16sdtfl w16du wp14">
+<w:numbering xmlns:wpc="http://schemas.microsoft.com/office/word/2010/wordprocessingCanvas" xmlns:cx="http://schemas.microsoft.com/office/drawing/2014/chartex" xmlns:cx1="http://schemas.microsoft.com/office/drawing/2015/9/8/chartex" xmlns:cx2="http://schemas.microsoft.com/office/drawing/2015/10/21/chartex" xmlns:cx3="http://schemas.microsoft.com/office/drawing/2016/5/9/chartex" xmlns:cx4="http://schemas.microsoft.com/office/drawing/2016/5/10/chartex" xmlns:cx5="http://schemas.microsoft.com/office/drawing/2016/5/11/chartex" xmlns:cx6="http://schemas.microsoft.com/office/drawing/2016/5/12/chartex" xmlns:cx7="http://schemas.microsoft.com/office/drawing/2016/5/13/chartex" xmlns:cx8="http://schemas.microsoft.com/office/drawing/2016/5/14/chartex" xmlns:mc="http://schemas.openxmlformats.org/markup-compatibility/2006" xmlns:aink="http://schemas.microsoft.com/office/drawing/2016/ink" xmlns:am3d="http://schemas.microsoft.com/office/drawing/2017/model3d" xmlns:o="urn:schemas-microsoft-com:office:office" xmlns:oel="http://schemas.microsoft.com/office/2019/extlst" xmlns:r="http://schemas.openxmlformats.org/officeDocument/2006/relationships" xmlns:m="http://schemas.openxmlformats.org/officeDocument/2006/math" xmlns:v="urn:schemas-microsoft-com:vml" xmlns:wp14="http://schemas.microsoft.com/office/word/2010/wordprocessingDrawing" xmlns:wp="http://schemas.openxmlformats.org/drawingml/2006/wordprocessingDrawing" xmlns:w10="urn:schemas-microsoft-com:office:word" xmlns:w="http://schemas.openxmlformats.org/wordprocessingml/2006/main" xmlns:w14="http://schemas.microsoft.com/office/word/2010/wordml" xmlns:w15="http://schemas.microsoft.com/office/word/2012/wordml" xmlns:w16cex="http://schemas.microsoft.com/office/word/2018/wordml/cex" xmlns:w16cid="http://schemas.microsoft.com/office/word/2016/wordml/cid" xmlns:w16="http://schemas.microsoft.com/office/word/2018/wordml" xmlns:w16du="http://schemas.microsoft.com/office/word/2023/wordml/word16du" xmlns:w16sdtdh="http://schemas.microsoft.com/office/word/2020/wordml/sdtdatahash" xmlns:w16sdtfl="http://schemas.microsoft.com/office/word/2024/wordml/sdtformatlock" xmlns:w16se="http://schemas.microsoft.com/office/word/2015/wordml/symex" xmlns:wpg="http://schemas.microsoft.com/office/word/2010/wordprocessingGroup" xmlns:wpi="http://schemas.microsoft.com/office/word/2010/wordprocessingInk" xmlns:wne="http://schemas.microsoft.com/office/word/2006/wordml" xmlns:wps="http://schemas.microsoft.com/office/word/2010/wordprocessingShape" mc:Ignorable="w14 w15 w16se w16cid w16 w16cex w16sdtdh w16sdtfl w16du wp14">
   <w:abstractNum w:abstractNumId="0" w15:restartNumberingAfterBreak="0">
     <w:nsid w:val="2AA6553B"/>
     <w:multiLevelType w:val="singleLevel"/>

--- a/docs/Manual_Tecnico_LMS_CeNAT.docx
+++ b/docs/Manual_Tecnico_LMS_CeNAT.docx
@@ -956,7 +956,7 @@
                 <w:sz w:val="18"/>
                 <w:szCs w:val="18"/>
               </w:rPr>
-              <w:t>3.x CDN</w:t>
+              <w:t>3.x (compilado)</w:t>
             </w:r>
           </w:p>
         </w:tc>
@@ -972,7 +972,7 @@
                 <w:sz w:val="18"/>
                 <w:szCs w:val="18"/>
               </w:rPr>
-              <w:t>Estilos y dark mode</w:t>
+              <w:t>Estilos y dark mode (se compila en build, sin CDN)</w:t>
             </w:r>
           </w:p>
         </w:tc>
@@ -1022,7 +1022,7 @@
                 <w:sz w:val="18"/>
                 <w:szCs w:val="18"/>
               </w:rPr>
-              <w:t>6.4.x</w:t>
+              <w:t>6.4.x (local)</w:t>
             </w:r>
           </w:p>
         </w:tc>
@@ -1038,7 +1038,7 @@
                 <w:sz w:val="18"/>
                 <w:szCs w:val="18"/>
               </w:rPr>
-              <w:t>Iconografía</w:t>
+              <w:t>Iconografía (servido desde el propio servidor, sin CDN)</w:t>
             </w:r>
           </w:p>
         </w:tc>
@@ -1699,6 +1699,7 @@
         <w:spacing w:before="300" w:after="150"/>
       </w:pPr>
       <w:r>
+        <w:lastRenderedPageBreak/>
         <w:t>3.4 Crear la Base de Datos</w:t>
       </w:r>
     </w:p>
@@ -2359,6 +2360,7 @@
                 <w:sz w:val="18"/>
                 <w:szCs w:val="18"/>
               </w:rPr>
+              <w:lastRenderedPageBreak/>
               <w:t>src/utils/</w:t>
             </w:r>
           </w:p>
@@ -3776,6 +3778,7 @@
                 <w:sz w:val="18"/>
                 <w:szCs w:val="18"/>
               </w:rPr>
+              <w:lastRenderedPageBreak/>
               <w:t>POST</w:t>
             </w:r>
           </w:p>
@@ -5837,6 +5840,7 @@
                 <w:sz w:val="18"/>
                 <w:szCs w:val="18"/>
               </w:rPr>
+              <w:lastRenderedPageBreak/>
               <w:t>GET</w:t>
             </w:r>
           </w:p>
@@ -6973,6 +6977,7 @@
           </w:tcPr>
           <w:p>
             <w:r>
+              <w:lastRenderedPageBreak/>
               <w:t>GET</w:t>
             </w:r>
           </w:p>
@@ -7497,7 +7502,11 @@
           </w:tcPr>
           <w:p>
             <w:r>
-              <w:t>Página (?page, ?limit; 20 por defecto) de las respuestas de UNA pregunta de respuesta corta, ordenadas por id de estudiante: continúa donde terminan las que /results ya incluye. Responde 400 si la pregunta no es de respuesta corta y 404 si pertenece a otro contenido.</w:t>
+              <w:t xml:space="preserve">Página (?page, ?limit; 20 por defecto) de las respuestas de UNA pregunta de respuesta </w:t>
+            </w:r>
+            <w:r>
+              <w:lastRenderedPageBreak/>
+              <w:t>corta, ordenadas por id de estudiante: continúa donde terminan las que /results ya incluye. Responde 400 si la pregunta no es de respuesta corta y 404 si pertenece a otro contenido.</w:t>
             </w:r>
           </w:p>
         </w:tc>
@@ -7512,6 +7521,7 @@
           </w:tcPr>
           <w:p>
             <w:r>
+              <w:lastRenderedPageBreak/>
               <w:t>GET</w:t>
             </w:r>
           </w:p>
@@ -7926,6 +7936,7 @@
                 <w:sz w:val="18"/>
                 <w:szCs w:val="18"/>
               </w:rPr>
+              <w:lastRenderedPageBreak/>
               <w:t>enrollments</w:t>
             </w:r>
           </w:p>
@@ -8480,6 +8491,7 @@
         <w:spacing w:after="80"/>
       </w:pPr>
       <w:r>
+        <w:lastRenderedPageBreak/>
         <w:t>SESSION_SECRET es obligatoria: el servidor no arranca sin ella</w:t>
       </w:r>
     </w:p>
@@ -8754,6 +8766,7 @@
         <w:spacing w:after="80"/>
       </w:pPr>
       <w:r>
+        <w:lastRenderedPageBreak/>
         <w:t>Los errores de los body parsers de Express (JSON demasiado grande o mal formado) responden 413/400 con un mensaje traducido, sin filtrar el mensaje interno del parser</w:t>
       </w:r>
     </w:p>
